--- a/MCHA Scopes/ENGG3200/ENGG3200 Scope Document - Zak Lobko.docx
+++ b/MCHA Scopes/ENGG3200/ENGG3200 Scope Document - Zak Lobko.docx
@@ -1,6 +1,6 @@
 
 <file path=word/document.xml><?xml version="1.0" encoding="utf-8"?>
-<w:document xmlns:wpc="http://schemas.microsoft.com/office/word/2010/wordprocessingCanvas" xmlns:cx="http://schemas.microsoft.com/office/drawing/2014/chartex" xmlns:cx1="http://schemas.microsoft.com/office/drawing/2015/9/8/chartex" xmlns:cx2="http://schemas.microsoft.com/office/drawing/2015/10/21/chartex" xmlns:cx3="http://schemas.microsoft.com/office/drawing/2016/5/9/chartex" xmlns:cx4="http://schemas.microsoft.com/office/drawing/2016/5/10/chartex" xmlns:cx5="http://schemas.microsoft.com/office/drawing/2016/5/11/chartex" xmlns:cx6="http://schemas.microsoft.com/office/drawing/2016/5/12/chartex" xmlns:cx7="http://schemas.microsoft.com/office/drawing/2016/5/13/chartex" xmlns:cx8="http://schemas.microsoft.com/office/drawing/2016/5/14/chartex" xmlns:mc="http://schemas.openxmlformats.org/markup-compatibility/2006" xmlns:aink="http://schemas.microsoft.com/office/drawing/2016/ink" xmlns:am3d="http://schemas.microsoft.com/office/drawing/2017/model3d" xmlns:o="urn:schemas-microsoft-com:office:office" xmlns:oel="http://schemas.microsoft.com/office/2019/extlst" xmlns:r="http://schemas.openxmlformats.org/officeDocument/2006/relationships" xmlns:m="http://schemas.openxmlformats.org/officeDocument/2006/math" xmlns:v="urn:schemas-microsoft-com:vml" xmlns:wp14="http://schemas.microsoft.com/office/word/2010/wordprocessingDrawing" xmlns:wp="http://schemas.openxmlformats.org/drawingml/2006/wordprocessingDrawing" xmlns:w10="urn:schemas-microsoft-com:office:word" xmlns:w="http://schemas.openxmlformats.org/wordprocessingml/2006/main" xmlns:w14="http://schemas.microsoft.com/office/word/2010/wordml" xmlns:w15="http://schemas.microsoft.com/office/word/2012/wordml" xmlns:w16cex="http://schemas.microsoft.com/office/word/2018/wordml/cex" xmlns:w16cid="http://schemas.microsoft.com/office/word/2016/wordml/cid" xmlns:w16="http://schemas.microsoft.com/office/word/2018/wordml" xmlns:w16du="http://schemas.microsoft.com/office/word/2023/wordml/word16du" xmlns:w16sdtdh="http://schemas.microsoft.com/office/word/2020/wordml/sdtdatahash" xmlns:w16se="http://schemas.microsoft.com/office/word/2015/wordml/symex" xmlns:wpg="http://schemas.microsoft.com/office/word/2010/wordprocessingGroup" xmlns:wpi="http://schemas.microsoft.com/office/word/2010/wordprocessingInk" xmlns:wne="http://schemas.microsoft.com/office/word/2006/wordml" xmlns:wps="http://schemas.microsoft.com/office/word/2010/wordprocessingShape" mc:Ignorable="w14 w15 w16se w16cid w16 w16cex w16sdtdh w16du wp14">
+<w:document xmlns:wpc="http://schemas.microsoft.com/office/word/2010/wordprocessingCanvas" xmlns:cx="http://schemas.microsoft.com/office/drawing/2014/chartex" xmlns:cx1="http://schemas.microsoft.com/office/drawing/2015/9/8/chartex" xmlns:cx2="http://schemas.microsoft.com/office/drawing/2015/10/21/chartex" xmlns:cx3="http://schemas.microsoft.com/office/drawing/2016/5/9/chartex" xmlns:cx4="http://schemas.microsoft.com/office/drawing/2016/5/10/chartex" xmlns:cx5="http://schemas.microsoft.com/office/drawing/2016/5/11/chartex" xmlns:cx6="http://schemas.microsoft.com/office/drawing/2016/5/12/chartex" xmlns:cx7="http://schemas.microsoft.com/office/drawing/2016/5/13/chartex" xmlns:cx8="http://schemas.microsoft.com/office/drawing/2016/5/14/chartex" xmlns:mc="http://schemas.openxmlformats.org/markup-compatibility/2006" xmlns:aink="http://schemas.microsoft.com/office/drawing/2016/ink" xmlns:am3d="http://schemas.microsoft.com/office/drawing/2017/model3d" xmlns:o="urn:schemas-microsoft-com:office:office" xmlns:oel="http://schemas.microsoft.com/office/2019/extlst" xmlns:r="http://schemas.openxmlformats.org/officeDocument/2006/relationships" xmlns:m="http://schemas.openxmlformats.org/officeDocument/2006/math" xmlns:v="urn:schemas-microsoft-com:vml" xmlns:wp14="http://schemas.microsoft.com/office/word/2010/wordprocessingDrawing" xmlns:wp="http://schemas.openxmlformats.org/drawingml/2006/wordprocessingDrawing" xmlns:w10="urn:schemas-microsoft-com:office:word" xmlns:w="http://schemas.openxmlformats.org/wordprocessingml/2006/main" xmlns:w14="http://schemas.microsoft.com/office/word/2010/wordml" xmlns:w15="http://schemas.microsoft.com/office/word/2012/wordml" xmlns:w16cex="http://schemas.microsoft.com/office/word/2018/wordml/cex" xmlns:w16cid="http://schemas.microsoft.com/office/word/2016/wordml/cid" xmlns:w16="http://schemas.microsoft.com/office/word/2018/wordml" xmlns:w16du="http://schemas.microsoft.com/office/word/2023/wordml/word16du" xmlns:w16sdtdh="http://schemas.microsoft.com/office/word/2020/wordml/sdtdatahash" xmlns:w16sdtfl="http://schemas.microsoft.com/office/word/2024/wordml/sdtformatlock" xmlns:w16se="http://schemas.microsoft.com/office/word/2015/wordml/symex" xmlns:wpg="http://schemas.microsoft.com/office/word/2010/wordprocessingGroup" xmlns:wpi="http://schemas.microsoft.com/office/word/2010/wordprocessingInk" xmlns:wne="http://schemas.microsoft.com/office/word/2006/wordml" xmlns:wps="http://schemas.microsoft.com/office/word/2010/wordprocessingShape" mc:Ignorable="w14 w15 w16se w16cid w16 w16cex w16sdtdh w16sdtfl w16du wp14">
   <w:body>
     <w:p>
       <w:pPr>
@@ -654,6 +654,93 @@
       </w:pPr>
       <w:r>
         <w:t>Currently planned for 25/06/2025</w:t>
+      </w:r>
+    </w:p>
+    <w:p>
+      <w:pPr>
+        <w:pStyle w:val="ListParagraph"/>
+        <w:numPr>
+          <w:ilvl w:val="2"/>
+          <w:numId w:val="1"/>
+        </w:numPr>
+      </w:pPr>
+      <w:r>
+        <w:t>Knowledge transfer document detailing:</w:t>
+      </w:r>
+    </w:p>
+    <w:p>
+      <w:pPr>
+        <w:pStyle w:val="ListParagraph"/>
+        <w:numPr>
+          <w:ilvl w:val="3"/>
+          <w:numId w:val="1"/>
+        </w:numPr>
+      </w:pPr>
+      <w:r>
+        <w:t>the design, manufacture and commission of the MOTHER Board V2 node</w:t>
+      </w:r>
+    </w:p>
+    <w:p>
+      <w:pPr>
+        <w:pStyle w:val="ListParagraph"/>
+        <w:numPr>
+          <w:ilvl w:val="3"/>
+          <w:numId w:val="1"/>
+        </w:numPr>
+      </w:pPr>
+      <w:r>
+        <w:t>weather the new MOTHER Board V2 design increases the serviceability of the node or not</w:t>
+      </w:r>
+    </w:p>
+    <w:p>
+      <w:pPr>
+        <w:spacing w:line="259" w:lineRule="auto"/>
+      </w:pPr>
+      <w:r>
+        <w:br w:type="page"/>
+      </w:r>
+    </w:p>
+    <w:p>
+      <w:pPr>
+        <w:pStyle w:val="ListParagraph"/>
+        <w:numPr>
+          <w:ilvl w:val="1"/>
+          <w:numId w:val="1"/>
+        </w:numPr>
+      </w:pPr>
+      <w:r>
+        <w:lastRenderedPageBreak/>
+        <w:t>Due dates for deliverables (written 16/05/2025):</w:t>
+      </w:r>
+    </w:p>
+    <w:p>
+      <w:pPr>
+        <w:pStyle w:val="ListParagraph"/>
+        <w:numPr>
+          <w:ilvl w:val="2"/>
+          <w:numId w:val="1"/>
+        </w:numPr>
+      </w:pPr>
+      <w:r>
+        <w:t>6/06/2025 (Friday of week 13)</w:t>
+      </w:r>
+    </w:p>
+    <w:p>
+      <w:pPr>
+        <w:pStyle w:val="ListParagraph"/>
+        <w:numPr>
+          <w:ilvl w:val="3"/>
+          <w:numId w:val="1"/>
+        </w:numPr>
+      </w:pPr>
+      <w:r>
+        <w:t xml:space="preserve">MOTHER Board </w:t>
+      </w:r>
+      <w:r>
+        <w:t xml:space="preserve">V2 </w:t>
+      </w:r>
+      <w:r>
+        <w:t xml:space="preserve">designed, manufactured and commissioned </w:t>
       </w:r>
     </w:p>
     <w:p>
@@ -766,6 +853,9 @@
         <w:jc w:val="center"/>
       </w:pPr>
       <w:r>
+        <w:rPr>
+          <w:noProof/>
+        </w:rPr>
         <w:drawing>
           <wp:inline distT="0" distB="0" distL="0" distR="0" wp14:anchorId="7095EDE9" wp14:editId="7FE1FA82">
             <wp:extent cx="5159187" cy="4237087"/>
@@ -814,7 +904,7 @@
 </file>
 
 <file path=word/numbering.xml><?xml version="1.0" encoding="utf-8"?>
-<w:numbering xmlns:wpc="http://schemas.microsoft.com/office/word/2010/wordprocessingCanvas" xmlns:cx="http://schemas.microsoft.com/office/drawing/2014/chartex" xmlns:cx1="http://schemas.microsoft.com/office/drawing/2015/9/8/chartex" xmlns:cx2="http://schemas.microsoft.com/office/drawing/2015/10/21/chartex" xmlns:cx3="http://schemas.microsoft.com/office/drawing/2016/5/9/chartex" xmlns:cx4="http://schemas.microsoft.com/office/drawing/2016/5/10/chartex" xmlns:cx5="http://schemas.microsoft.com/office/drawing/2016/5/11/chartex" xmlns:cx6="http://schemas.microsoft.com/office/drawing/2016/5/12/chartex" xmlns:cx7="http://schemas.microsoft.com/office/drawing/2016/5/13/chartex" xmlns:cx8="http://schemas.microsoft.com/office/drawing/2016/5/14/chartex" xmlns:mc="http://schemas.openxmlformats.org/markup-compatibility/2006" xmlns:aink="http://schemas.microsoft.com/office/drawing/2016/ink" xmlns:am3d="http://schemas.microsoft.com/office/drawing/2017/model3d" xmlns:o="urn:schemas-microsoft-com:office:office" xmlns:oel="http://schemas.microsoft.com/office/2019/extlst" xmlns:r="http://schemas.openxmlformats.org/officeDocument/2006/relationships" xmlns:m="http://schemas.openxmlformats.org/officeDocument/2006/math" xmlns:v="urn:schemas-microsoft-com:vml" xmlns:wp14="http://schemas.microsoft.com/office/word/2010/wordprocessingDrawing" xmlns:wp="http://schemas.openxmlformats.org/drawingml/2006/wordprocessingDrawing" xmlns:w10="urn:schemas-microsoft-com:office:word" xmlns:w="http://schemas.openxmlformats.org/wordprocessingml/2006/main" xmlns:w14="http://schemas.microsoft.com/office/word/2010/wordml" xmlns:w15="http://schemas.microsoft.com/office/word/2012/wordml" xmlns:w16cex="http://schemas.microsoft.com/office/word/2018/wordml/cex" xmlns:w16cid="http://schemas.microsoft.com/office/word/2016/wordml/cid" xmlns:w16="http://schemas.microsoft.com/office/word/2018/wordml" xmlns:w16du="http://schemas.microsoft.com/office/word/2023/wordml/word16du" xmlns:w16sdtdh="http://schemas.microsoft.com/office/word/2020/wordml/sdtdatahash" xmlns:w16se="http://schemas.microsoft.com/office/word/2015/wordml/symex" xmlns:wpg="http://schemas.microsoft.com/office/word/2010/wordprocessingGroup" xmlns:wpi="http://schemas.microsoft.com/office/word/2010/wordprocessingInk" xmlns:wne="http://schemas.microsoft.com/office/word/2006/wordml" xmlns:wps="http://schemas.microsoft.com/office/word/2010/wordprocessingShape" mc:Ignorable="w14 w15 w16se w16cid w16 w16cex w16sdtdh w16du wp14">
+<w:numbering xmlns:wpc="http://schemas.microsoft.com/office/word/2010/wordprocessingCanvas" xmlns:cx="http://schemas.microsoft.com/office/drawing/2014/chartex" xmlns:cx1="http://schemas.microsoft.com/office/drawing/2015/9/8/chartex" xmlns:cx2="http://schemas.microsoft.com/office/drawing/2015/10/21/chartex" xmlns:cx3="http://schemas.microsoft.com/office/drawing/2016/5/9/chartex" xmlns:cx4="http://schemas.microsoft.com/office/drawing/2016/5/10/chartex" xmlns:cx5="http://schemas.microsoft.com/office/drawing/2016/5/11/chartex" xmlns:cx6="http://schemas.microsoft.com/office/drawing/2016/5/12/chartex" xmlns:cx7="http://schemas.microsoft.com/office/drawing/2016/5/13/chartex" xmlns:cx8="http://schemas.microsoft.com/office/drawing/2016/5/14/chartex" xmlns:mc="http://schemas.openxmlformats.org/markup-compatibility/2006" xmlns:aink="http://schemas.microsoft.com/office/drawing/2016/ink" xmlns:am3d="http://schemas.microsoft.com/office/drawing/2017/model3d" xmlns:o="urn:schemas-microsoft-com:office:office" xmlns:oel="http://schemas.microsoft.com/office/2019/extlst" xmlns:r="http://schemas.openxmlformats.org/officeDocument/2006/relationships" xmlns:m="http://schemas.openxmlformats.org/officeDocument/2006/math" xmlns:v="urn:schemas-microsoft-com:vml" xmlns:wp14="http://schemas.microsoft.com/office/word/2010/wordprocessingDrawing" xmlns:wp="http://schemas.openxmlformats.org/drawingml/2006/wordprocessingDrawing" xmlns:w10="urn:schemas-microsoft-com:office:word" xmlns:w="http://schemas.openxmlformats.org/wordprocessingml/2006/main" xmlns:w14="http://schemas.microsoft.com/office/word/2010/wordml" xmlns:w15="http://schemas.microsoft.com/office/word/2012/wordml" xmlns:w16cex="http://schemas.microsoft.com/office/word/2018/wordml/cex" xmlns:w16cid="http://schemas.microsoft.com/office/word/2016/wordml/cid" xmlns:w16="http://schemas.microsoft.com/office/word/2018/wordml" xmlns:w16du="http://schemas.microsoft.com/office/word/2023/wordml/word16du" xmlns:w16sdtdh="http://schemas.microsoft.com/office/word/2020/wordml/sdtdatahash" xmlns:w16sdtfl="http://schemas.microsoft.com/office/word/2024/wordml/sdtformatlock" xmlns:w16se="http://schemas.microsoft.com/office/word/2015/wordml/symex" xmlns:wpg="http://schemas.microsoft.com/office/word/2010/wordprocessingGroup" xmlns:wpi="http://schemas.microsoft.com/office/word/2010/wordprocessingInk" xmlns:wne="http://schemas.microsoft.com/office/word/2006/wordml" xmlns:wps="http://schemas.microsoft.com/office/word/2010/wordprocessingShape" mc:Ignorable="w14 w15 w16se w16cid w16 w16cex w16sdtdh w16sdtfl w16du wp14">
   <w:abstractNum w:abstractNumId="0" w15:restartNumberingAfterBreak="0">
     <w:nsid w:val="037A1CC4"/>
     <w:multiLevelType w:val="multilevel"/>
@@ -2686,7 +2776,7 @@
 </file>
 
 <file path=word/styles.xml><?xml version="1.0" encoding="utf-8"?>
-<w:styles xmlns:mc="http://schemas.openxmlformats.org/markup-compatibility/2006" xmlns:r="http://schemas.openxmlformats.org/officeDocument/2006/relationships" xmlns:w="http://schemas.openxmlformats.org/wordprocessingml/2006/main" xmlns:w14="http://schemas.microsoft.com/office/word/2010/wordml" xmlns:w15="http://schemas.microsoft.com/office/word/2012/wordml" xmlns:w16cex="http://schemas.microsoft.com/office/word/2018/wordml/cex" xmlns:w16cid="http://schemas.microsoft.com/office/word/2016/wordml/cid" xmlns:w16="http://schemas.microsoft.com/office/word/2018/wordml" xmlns:w16du="http://schemas.microsoft.com/office/word/2023/wordml/word16du" xmlns:w16sdtdh="http://schemas.microsoft.com/office/word/2020/wordml/sdtdatahash" xmlns:w16se="http://schemas.microsoft.com/office/word/2015/wordml/symex" mc:Ignorable="w14 w15 w16se w16cid w16 w16cex w16sdtdh w16du">
+<w:styles xmlns:mc="http://schemas.openxmlformats.org/markup-compatibility/2006" xmlns:r="http://schemas.openxmlformats.org/officeDocument/2006/relationships" xmlns:w="http://schemas.openxmlformats.org/wordprocessingml/2006/main" xmlns:w14="http://schemas.microsoft.com/office/word/2010/wordml" xmlns:w15="http://schemas.microsoft.com/office/word/2012/wordml" xmlns:w16cex="http://schemas.microsoft.com/office/word/2018/wordml/cex" xmlns:w16cid="http://schemas.microsoft.com/office/word/2016/wordml/cid" xmlns:w16="http://schemas.microsoft.com/office/word/2018/wordml" xmlns:w16du="http://schemas.microsoft.com/office/word/2023/wordml/word16du" xmlns:w16sdtdh="http://schemas.microsoft.com/office/word/2020/wordml/sdtdatahash" xmlns:w16sdtfl="http://schemas.microsoft.com/office/word/2024/wordml/sdtformatlock" xmlns:w16se="http://schemas.microsoft.com/office/word/2015/wordml/symex" mc:Ignorable="w14 w15 w16se w16cid w16 w16cex w16sdtdh w16sdtfl w16du">
   <w:docDefaults>
     <w:rPrDefault>
       <w:rPr>
@@ -3300,6 +3390,7 @@
   <w:style w:type="character" w:default="1" w:styleId="DefaultParagraphFont">
     <w:name w:val="Default Paragraph Font"/>
     <w:uiPriority w:val="1"/>
+    <w:semiHidden/>
     <w:unhideWhenUsed/>
   </w:style>
   <w:style w:type="table" w:default="1" w:styleId="TableNormal">
